--- a/apps/api/templates/service_record_template.docx
+++ b/apps/api/templates/service_record_template.docx
@@ -1207,7 +1207,7 @@
                 <w:sz w:val="20"/>
                 <w:szCs w:val="24"/>
               </w:rPr>
-              <w:t xml:space="preserve">{#serviceRecords}</w:t>
+              <w:t xml:space="preserve">{#serviceRecords}{fromDate}</w:t>
             </w:r>
           </w:p>
         </w:tc>
@@ -1231,6 +1231,14 @@
                 <w:szCs w:val="24"/>
               </w:rPr>
             </w:pPr>
+            <w:r>
+              <w:rPr>
+                <w:rFonts w:ascii="Book Antiqua" w:eastAsia="Times New Roman" w:hAnsi="Book Antiqua" w:cs="Times New Roman"/>
+                <w:sz w:val="20"/>
+                <w:szCs w:val="24"/>
+              </w:rPr>
+              <w:t xml:space="preserve">{toDate}</w:t>
+            </w:r>
           </w:p>
         </w:tc>
         <w:tc>
@@ -1253,6 +1261,14 @@
                 <w:szCs w:val="24"/>
               </w:rPr>
             </w:pPr>
+            <w:r>
+              <w:rPr>
+                <w:rFonts w:ascii="Book Antiqua" w:eastAsia="Times New Roman" w:hAnsi="Book Antiqua" w:cs="Times New Roman"/>
+                <w:sz w:val="20"/>
+                <w:szCs w:val="24"/>
+              </w:rPr>
+              <w:t>{designation}</w:t>
+            </w:r>
           </w:p>
         </w:tc>
         <w:tc>
@@ -1275,6 +1291,14 @@
                 <w:szCs w:val="24"/>
               </w:rPr>
             </w:pPr>
+            <w:r>
+              <w:rPr>
+                <w:rFonts w:ascii="Book Antiqua" w:eastAsia="Times New Roman" w:hAnsi="Book Antiqua" w:cs="Times New Roman"/>
+                <w:sz w:val="20"/>
+                <w:szCs w:val="24"/>
+              </w:rPr>
+              <w:t>{status}</w:t>
+            </w:r>
           </w:p>
         </w:tc>
         <w:tc>
@@ -1297,6 +1321,14 @@
                 <w:szCs w:val="24"/>
               </w:rPr>
             </w:pPr>
+            <w:r>
+              <w:rPr>
+                <w:rFonts w:ascii="Book Antiqua" w:eastAsia="Times New Roman" w:hAnsi="Book Antiqua" w:cs="Times New Roman"/>
+                <w:sz w:val="20"/>
+                <w:szCs w:val="24"/>
+              </w:rPr>
+              <w:t>{salary}</w:t>
+            </w:r>
           </w:p>
         </w:tc>
         <w:tc>
@@ -1319,6 +1351,14 @@
                 <w:szCs w:val="24"/>
               </w:rPr>
             </w:pPr>
+            <w:r>
+              <w:rPr>
+                <w:rFonts w:ascii="Book Antiqua" w:eastAsia="Times New Roman" w:hAnsi="Book Antiqua" w:cs="Times New Roman"/>
+                <w:sz w:val="20"/>
+                <w:szCs w:val="24"/>
+              </w:rPr>
+              <w:t>{office}</w:t>
+            </w:r>
           </w:p>
         </w:tc>
         <w:tc>
@@ -1341,390 +1381,14 @@
                 <w:szCs w:val="24"/>
               </w:rPr>
             </w:pPr>
-          </w:p>
-        </w:tc>
-      </w:tr>
-      <w:tr>
-        <w:trPr>
-          <w:jc w:val="center"/>
-        </w:trPr>
-        <w:tc>
-          <w:tcPr>
-            <w:tcW w:w="990" w:type="dxa"/>
-            <w:tcBorders>
-              <w:top w:val="single" w:sz="4" w:space="0" w:color="auto"/>
-              <w:left w:val="single" w:sz="4" w:space="0" w:color="auto"/>
-              <w:bottom w:val="single" w:sz="4" w:space="0" w:color="auto"/>
-              <w:right w:val="single" w:sz="4" w:space="0" w:color="auto"/>
-            </w:tcBorders>
-          </w:tcPr>
-          <w:p>
-            <w:pPr>
-              <w:spacing w:after="0" w:line="240" w:lineRule="auto"/>
-              <w:jc w:val="center"/>
-              <w:rPr>
-                <w:rFonts w:ascii="Book Antiqua" w:eastAsia="Times New Roman" w:hAnsi="Book Antiqua" w:cs="Times New Roman"/>
-                <w:sz w:val="20"/>
-                <w:szCs w:val="24"/>
-              </w:rPr>
-            </w:pPr>
-            <w:r>
-              <w:rPr>
-                <w:rFonts w:ascii="Book Antiqua" w:eastAsia="Times New Roman" w:hAnsi="Book Antiqua" w:cs="Times New Roman"/>
-                <w:sz w:val="20"/>
-                <w:szCs w:val="24"/>
-              </w:rPr>
-              <w:t xml:space="preserve">{fromDate}</w:t>
-            </w:r>
-          </w:p>
-        </w:tc>
-        <w:tc>
-          <w:tcPr>
-            <w:tcW w:w="990" w:type="dxa"/>
-            <w:tcBorders>
-              <w:top w:val="single" w:sz="4" w:space="0" w:color="auto"/>
-              <w:left w:val="single" w:sz="4" w:space="0" w:color="auto"/>
-              <w:bottom w:val="single" w:sz="4" w:space="0" w:color="auto"/>
-              <w:right w:val="single" w:sz="4" w:space="0" w:color="auto"/>
-            </w:tcBorders>
-          </w:tcPr>
-          <w:p>
-            <w:pPr>
-              <w:spacing w:after="0" w:line="240" w:lineRule="auto"/>
-              <w:jc w:val="center"/>
-              <w:rPr>
-                <w:rFonts w:ascii="Book Antiqua" w:eastAsia="Times New Roman" w:hAnsi="Book Antiqua" w:cs="Times New Roman"/>
-                <w:sz w:val="20"/>
-                <w:szCs w:val="24"/>
-              </w:rPr>
-            </w:pPr>
-            <w:r>
-              <w:rPr>
-                <w:rFonts w:ascii="Book Antiqua" w:eastAsia="Times New Roman" w:hAnsi="Book Antiqua" w:cs="Times New Roman"/>
-                <w:sz w:val="20"/>
-                <w:szCs w:val="24"/>
-              </w:rPr>
-              <w:t xml:space="preserve">{toDate}</w:t>
-            </w:r>
-          </w:p>
-        </w:tc>
-        <w:tc>
-          <w:tcPr>
-            <w:tcW w:w="1800" w:type="dxa"/>
-            <w:tcBorders>
-              <w:top w:val="single" w:sz="4" w:space="0" w:color="auto"/>
-              <w:left w:val="single" w:sz="4" w:space="0" w:color="auto"/>
-              <w:bottom w:val="single" w:sz="4" w:space="0" w:color="auto"/>
-              <w:right w:val="single" w:sz="4" w:space="0" w:color="auto"/>
-            </w:tcBorders>
-          </w:tcPr>
-          <w:p>
-            <w:pPr>
-              <w:spacing w:after="0" w:line="240" w:lineRule="auto"/>
-              <w:jc w:val="center"/>
-              <w:rPr>
-                <w:rFonts w:ascii="Book Antiqua" w:eastAsia="Times New Roman" w:hAnsi="Book Antiqua" w:cs="Times New Roman"/>
-                <w:sz w:val="20"/>
-                <w:szCs w:val="24"/>
-              </w:rPr>
-            </w:pPr>
-            <w:r>
-              <w:rPr>
-                <w:rFonts w:ascii="Book Antiqua" w:eastAsia="Times New Roman" w:hAnsi="Book Antiqua" w:cs="Times New Roman"/>
-                <w:sz w:val="20"/>
-                <w:szCs w:val="24"/>
-              </w:rPr>
-              <w:t>{designation}</w:t>
-            </w:r>
-          </w:p>
-        </w:tc>
-        <w:tc>
-          <w:tcPr>
-            <w:tcW w:w="1304" w:type="dxa"/>
-            <w:tcBorders>
-              <w:top w:val="single" w:sz="4" w:space="0" w:color="auto"/>
-              <w:left w:val="single" w:sz="4" w:space="0" w:color="auto"/>
-              <w:bottom w:val="single" w:sz="4" w:space="0" w:color="auto"/>
-              <w:right w:val="single" w:sz="4" w:space="0" w:color="auto"/>
-            </w:tcBorders>
-          </w:tcPr>
-          <w:p>
-            <w:pPr>
-              <w:spacing w:after="0" w:line="240" w:lineRule="auto"/>
-              <w:jc w:val="center"/>
-              <w:rPr>
-                <w:rFonts w:ascii="Book Antiqua" w:eastAsia="Times New Roman" w:hAnsi="Book Antiqua" w:cs="Times New Roman"/>
-                <w:sz w:val="20"/>
-                <w:szCs w:val="24"/>
-              </w:rPr>
-            </w:pPr>
-            <w:r>
-              <w:rPr>
-                <w:rFonts w:ascii="Book Antiqua" w:eastAsia="Times New Roman" w:hAnsi="Book Antiqua" w:cs="Times New Roman"/>
-                <w:sz w:val="20"/>
-                <w:szCs w:val="24"/>
-              </w:rPr>
-              <w:t>{status}</w:t>
-            </w:r>
-          </w:p>
-        </w:tc>
-        <w:tc>
-          <w:tcPr>
-            <w:tcW w:w="2116" w:type="dxa"/>
-            <w:tcBorders>
-              <w:top w:val="single" w:sz="4" w:space="0" w:color="auto"/>
-              <w:left w:val="single" w:sz="4" w:space="0" w:color="auto"/>
-              <w:bottom w:val="single" w:sz="4" w:space="0" w:color="auto"/>
-              <w:right w:val="single" w:sz="4" w:space="0" w:color="auto"/>
-            </w:tcBorders>
-          </w:tcPr>
-          <w:p>
-            <w:pPr>
-              <w:spacing w:after="0" w:line="240" w:lineRule="auto"/>
-              <w:jc w:val="center"/>
-              <w:rPr>
-                <w:rFonts w:ascii="Book Antiqua" w:eastAsia="Times New Roman" w:hAnsi="Book Antiqua" w:cs="Times New Roman"/>
-                <w:sz w:val="20"/>
-                <w:szCs w:val="24"/>
-              </w:rPr>
-            </w:pPr>
-            <w:r>
-              <w:rPr>
-                <w:rFonts w:ascii="Book Antiqua" w:eastAsia="Times New Roman" w:hAnsi="Book Antiqua" w:cs="Times New Roman"/>
-                <w:sz w:val="20"/>
-                <w:szCs w:val="24"/>
-              </w:rPr>
-              <w:t>{salary}</w:t>
-            </w:r>
-          </w:p>
-        </w:tc>
-        <w:tc>
-          <w:tcPr>
-            <w:tcW w:w="1980" w:type="dxa"/>
-            <w:tcBorders>
-              <w:top w:val="single" w:sz="4" w:space="0" w:color="auto"/>
-              <w:left w:val="single" w:sz="4" w:space="0" w:color="auto"/>
-              <w:bottom w:val="single" w:sz="4" w:space="0" w:color="auto"/>
-              <w:right w:val="single" w:sz="4" w:space="0" w:color="auto"/>
-            </w:tcBorders>
-          </w:tcPr>
-          <w:p>
-            <w:pPr>
-              <w:spacing w:after="0" w:line="240" w:lineRule="auto"/>
-              <w:jc w:val="center"/>
-              <w:rPr>
-                <w:rFonts w:ascii="Book Antiqua" w:eastAsia="Times New Roman" w:hAnsi="Book Antiqua" w:cs="Times New Roman"/>
-                <w:sz w:val="20"/>
-                <w:szCs w:val="24"/>
-              </w:rPr>
-            </w:pPr>
-            <w:r>
-              <w:rPr>
-                <w:rFonts w:ascii="Book Antiqua" w:eastAsia="Times New Roman" w:hAnsi="Book Antiqua" w:cs="Times New Roman"/>
-                <w:sz w:val="20"/>
-                <w:szCs w:val="24"/>
-              </w:rPr>
-              <w:t>{office}</w:t>
-            </w:r>
-          </w:p>
-        </w:tc>
-        <w:tc>
-          <w:tcPr>
-            <w:tcW w:w="1746" w:type="dxa"/>
-            <w:tcBorders>
-              <w:top w:val="single" w:sz="4" w:space="0" w:color="auto"/>
-              <w:left w:val="single" w:sz="4" w:space="0" w:color="auto"/>
-              <w:bottom w:val="single" w:sz="4" w:space="0" w:color="auto"/>
-              <w:right w:val="single" w:sz="4" w:space="0" w:color="auto"/>
-            </w:tcBorders>
-          </w:tcPr>
-          <w:p>
-            <w:pPr>
-              <w:spacing w:after="0" w:line="240" w:lineRule="auto"/>
-              <w:jc w:val="center"/>
-              <w:rPr>
-                <w:rFonts w:ascii="Book Antiqua" w:eastAsia="Times New Roman" w:hAnsi="Book Antiqua" w:cs="Times New Roman"/>
-                <w:sz w:val="20"/>
-                <w:szCs w:val="24"/>
-              </w:rPr>
-            </w:pPr>
-            <w:r>
-              <w:rPr>
-                <w:rFonts w:ascii="Book Antiqua" w:eastAsia="Times New Roman" w:hAnsi="Book Antiqua" w:cs="Times New Roman"/>
-                <w:sz w:val="20"/>
-                <w:szCs w:val="24"/>
-              </w:rPr>
-              <w:t>{separation}</w:t>
-            </w:r>
-          </w:p>
-        </w:tc>
-      </w:tr>
-      <w:tr>
-        <w:trPr>
-          <w:jc w:val="center"/>
-        </w:trPr>
-        <w:tc>
-          <w:tcPr>
-            <w:tcW w:w="990" w:type="dxa"/>
-            <w:tcBorders>
-              <w:top w:val="single" w:sz="4" w:space="0" w:color="auto"/>
-              <w:left w:val="single" w:sz="4" w:space="0" w:color="auto"/>
-              <w:bottom w:val="single" w:sz="4" w:space="0" w:color="auto"/>
-              <w:right w:val="single" w:sz="4" w:space="0" w:color="auto"/>
-            </w:tcBorders>
-          </w:tcPr>
-          <w:p>
-            <w:pPr>
-              <w:spacing w:after="0" w:line="240" w:lineRule="auto"/>
-              <w:jc w:val="center"/>
-              <w:rPr>
-                <w:rFonts w:ascii="Book Antiqua" w:eastAsia="Times New Roman" w:hAnsi="Book Antiqua" w:cs="Times New Roman"/>
-                <w:sz w:val="20"/>
-                <w:szCs w:val="24"/>
-              </w:rPr>
-            </w:pPr>
-            <w:r>
-              <w:rPr>
-                <w:rFonts w:ascii="Book Antiqua" w:eastAsia="Times New Roman" w:hAnsi="Book Antiqua" w:cs="Times New Roman"/>
-                <w:sz w:val="20"/>
-                <w:szCs w:val="24"/>
-              </w:rPr>
-              <w:t>{/serviceRecords}</w:t>
-            </w:r>
-            <w:bookmarkStart w:id="0" w:name="_GoBack"/>
-            <w:bookmarkEnd w:id="0"/>
-          </w:p>
-        </w:tc>
-        <w:tc>
-          <w:tcPr>
-            <w:tcW w:w="990" w:type="dxa"/>
-            <w:tcBorders>
-              <w:top w:val="single" w:sz="4" w:space="0" w:color="auto"/>
-              <w:left w:val="single" w:sz="4" w:space="0" w:color="auto"/>
-              <w:bottom w:val="single" w:sz="4" w:space="0" w:color="auto"/>
-              <w:right w:val="single" w:sz="4" w:space="0" w:color="auto"/>
-            </w:tcBorders>
-          </w:tcPr>
-          <w:p>
-            <w:pPr>
-              <w:spacing w:after="0" w:line="240" w:lineRule="auto"/>
-              <w:jc w:val="center"/>
-              <w:rPr>
-                <w:rFonts w:ascii="Book Antiqua" w:eastAsia="Times New Roman" w:hAnsi="Book Antiqua" w:cs="Times New Roman"/>
-                <w:sz w:val="20"/>
-                <w:szCs w:val="24"/>
-              </w:rPr>
-            </w:pPr>
-          </w:p>
-        </w:tc>
-        <w:tc>
-          <w:tcPr>
-            <w:tcW w:w="1800" w:type="dxa"/>
-            <w:tcBorders>
-              <w:top w:val="single" w:sz="4" w:space="0" w:color="auto"/>
-              <w:left w:val="single" w:sz="4" w:space="0" w:color="auto"/>
-              <w:bottom w:val="single" w:sz="4" w:space="0" w:color="auto"/>
-              <w:right w:val="single" w:sz="4" w:space="0" w:color="auto"/>
-            </w:tcBorders>
-          </w:tcPr>
-          <w:p>
-            <w:pPr>
-              <w:spacing w:after="0" w:line="240" w:lineRule="auto"/>
-              <w:jc w:val="center"/>
-              <w:rPr>
-                <w:rFonts w:ascii="Book Antiqua" w:eastAsia="Times New Roman" w:hAnsi="Book Antiqua" w:cs="Times New Roman"/>
-                <w:sz w:val="20"/>
-                <w:szCs w:val="24"/>
-              </w:rPr>
-            </w:pPr>
-          </w:p>
-        </w:tc>
-        <w:tc>
-          <w:tcPr>
-            <w:tcW w:w="1304" w:type="dxa"/>
-            <w:tcBorders>
-              <w:top w:val="single" w:sz="4" w:space="0" w:color="auto"/>
-              <w:left w:val="single" w:sz="4" w:space="0" w:color="auto"/>
-              <w:bottom w:val="single" w:sz="4" w:space="0" w:color="auto"/>
-              <w:right w:val="single" w:sz="4" w:space="0" w:color="auto"/>
-            </w:tcBorders>
-          </w:tcPr>
-          <w:p>
-            <w:pPr>
-              <w:spacing w:after="0" w:line="240" w:lineRule="auto"/>
-              <w:jc w:val="center"/>
-              <w:rPr>
-                <w:rFonts w:ascii="Book Antiqua" w:eastAsia="Times New Roman" w:hAnsi="Book Antiqua" w:cs="Times New Roman"/>
-                <w:sz w:val="20"/>
-                <w:szCs w:val="24"/>
-              </w:rPr>
-            </w:pPr>
-          </w:p>
-        </w:tc>
-        <w:tc>
-          <w:tcPr>
-            <w:tcW w:w="2116" w:type="dxa"/>
-            <w:tcBorders>
-              <w:top w:val="single" w:sz="4" w:space="0" w:color="auto"/>
-              <w:left w:val="single" w:sz="4" w:space="0" w:color="auto"/>
-              <w:bottom w:val="single" w:sz="4" w:space="0" w:color="auto"/>
-              <w:right w:val="single" w:sz="4" w:space="0" w:color="auto"/>
-            </w:tcBorders>
-          </w:tcPr>
-          <w:p>
-            <w:pPr>
-              <w:spacing w:after="0" w:line="240" w:lineRule="auto"/>
-              <w:jc w:val="center"/>
-              <w:rPr>
-                <w:rFonts w:ascii="Book Antiqua" w:eastAsia="Times New Roman" w:hAnsi="Book Antiqua" w:cs="Times New Roman"/>
-                <w:sz w:val="20"/>
-                <w:szCs w:val="24"/>
-              </w:rPr>
-            </w:pPr>
-          </w:p>
-        </w:tc>
-        <w:tc>
-          <w:tcPr>
-            <w:tcW w:w="1980" w:type="dxa"/>
-            <w:tcBorders>
-              <w:top w:val="single" w:sz="4" w:space="0" w:color="auto"/>
-              <w:left w:val="single" w:sz="4" w:space="0" w:color="auto"/>
-              <w:bottom w:val="single" w:sz="4" w:space="0" w:color="auto"/>
-              <w:right w:val="single" w:sz="4" w:space="0" w:color="auto"/>
-            </w:tcBorders>
-          </w:tcPr>
-          <w:p>
-            <w:pPr>
-              <w:spacing w:after="0" w:line="240" w:lineRule="auto"/>
-              <w:jc w:val="center"/>
-              <w:rPr>
-                <w:rFonts w:ascii="Book Antiqua" w:eastAsia="Times New Roman" w:hAnsi="Book Antiqua" w:cs="Times New Roman"/>
-                <w:sz w:val="20"/>
-                <w:szCs w:val="24"/>
-              </w:rPr>
-            </w:pPr>
-          </w:p>
-        </w:tc>
-        <w:tc>
-          <w:tcPr>
-            <w:tcW w:w="1746" w:type="dxa"/>
-            <w:tcBorders>
-              <w:top w:val="single" w:sz="4" w:space="0" w:color="auto"/>
-              <w:left w:val="single" w:sz="4" w:space="0" w:color="auto"/>
-              <w:bottom w:val="single" w:sz="4" w:space="0" w:color="auto"/>
-              <w:right w:val="single" w:sz="4" w:space="0" w:color="auto"/>
-            </w:tcBorders>
-          </w:tcPr>
-          <w:p>
-            <w:pPr>
-              <w:spacing w:after="0" w:line="240" w:lineRule="auto"/>
-              <w:jc w:val="center"/>
-              <w:rPr>
-                <w:rFonts w:ascii="Book Antiqua" w:eastAsia="Times New Roman" w:hAnsi="Book Antiqua" w:cs="Times New Roman"/>
-                <w:sz w:val="20"/>
-                <w:szCs w:val="24"/>
-              </w:rPr>
-            </w:pPr>
+            <w:r>
+              <w:rPr>
+                <w:rFonts w:ascii="Book Antiqua" w:eastAsia="Times New Roman" w:hAnsi="Book Antiqua" w:cs="Times New Roman"/>
+                <w:sz w:val="20"/>
+                <w:szCs w:val="24"/>
+              </w:rPr>
+              <w:t>{separation}{/serviceRecords}</w:t>
+            </w:r>
           </w:p>
         </w:tc>
       </w:tr>

--- a/apps/api/templates/service_record_template.docx
+++ b/apps/api/templates/service_record_template.docx
@@ -1197,15 +1197,15 @@
               <w:jc w:val="center"/>
               <w:rPr>
                 <w:rFonts w:ascii="Book Antiqua" w:eastAsia="Times New Roman" w:hAnsi="Book Antiqua" w:cs="Times New Roman"/>
-                <w:sz w:val="20"/>
-                <w:szCs w:val="24"/>
-              </w:rPr>
-            </w:pPr>
-            <w:r>
-              <w:rPr>
-                <w:rFonts w:ascii="Book Antiqua" w:eastAsia="Times New Roman" w:hAnsi="Book Antiqua" w:cs="Times New Roman"/>
-                <w:sz w:val="20"/>
-                <w:szCs w:val="24"/>
+                <w:sz w:val="16"/>
+                <w:szCs w:val="16"/>
+              </w:rPr>
+            </w:pPr>
+            <w:r>
+              <w:rPr>
+                <w:rFonts w:ascii="Book Antiqua" w:eastAsia="Times New Roman" w:hAnsi="Book Antiqua" w:cs="Times New Roman"/>
+                <w:sz w:val="16"/>
+                <w:szCs w:val="16"/>
               </w:rPr>
               <w:t xml:space="preserve">{#serviceRecords}{fromDate}</w:t>
             </w:r>
@@ -1227,15 +1227,15 @@
               <w:jc w:val="center"/>
               <w:rPr>
                 <w:rFonts w:ascii="Book Antiqua" w:eastAsia="Times New Roman" w:hAnsi="Book Antiqua" w:cs="Times New Roman"/>
-                <w:sz w:val="20"/>
-                <w:szCs w:val="24"/>
-              </w:rPr>
-            </w:pPr>
-            <w:r>
-              <w:rPr>
-                <w:rFonts w:ascii="Book Antiqua" w:eastAsia="Times New Roman" w:hAnsi="Book Antiqua" w:cs="Times New Roman"/>
-                <w:sz w:val="20"/>
-                <w:szCs w:val="24"/>
+                <w:sz w:val="16"/>
+                <w:szCs w:val="16"/>
+              </w:rPr>
+            </w:pPr>
+            <w:r>
+              <w:rPr>
+                <w:rFonts w:ascii="Book Antiqua" w:eastAsia="Times New Roman" w:hAnsi="Book Antiqua" w:cs="Times New Roman"/>
+                <w:sz w:val="16"/>
+                <w:szCs w:val="16"/>
               </w:rPr>
               <w:t xml:space="preserve">{toDate}</w:t>
             </w:r>
@@ -1257,15 +1257,15 @@
               <w:jc w:val="center"/>
               <w:rPr>
                 <w:rFonts w:ascii="Book Antiqua" w:eastAsia="Times New Roman" w:hAnsi="Book Antiqua" w:cs="Times New Roman"/>
-                <w:sz w:val="20"/>
-                <w:szCs w:val="24"/>
-              </w:rPr>
-            </w:pPr>
-            <w:r>
-              <w:rPr>
-                <w:rFonts w:ascii="Book Antiqua" w:eastAsia="Times New Roman" w:hAnsi="Book Antiqua" w:cs="Times New Roman"/>
-                <w:sz w:val="20"/>
-                <w:szCs w:val="24"/>
+                <w:sz w:val="16"/>
+                <w:szCs w:val="16"/>
+              </w:rPr>
+            </w:pPr>
+            <w:r>
+              <w:rPr>
+                <w:rFonts w:ascii="Book Antiqua" w:eastAsia="Times New Roman" w:hAnsi="Book Antiqua" w:cs="Times New Roman"/>
+                <w:sz w:val="16"/>
+                <w:szCs w:val="16"/>
               </w:rPr>
               <w:t>{designation}</w:t>
             </w:r>
@@ -1287,15 +1287,15 @@
               <w:jc w:val="center"/>
               <w:rPr>
                 <w:rFonts w:ascii="Book Antiqua" w:eastAsia="Times New Roman" w:hAnsi="Book Antiqua" w:cs="Times New Roman"/>
-                <w:sz w:val="20"/>
-                <w:szCs w:val="24"/>
-              </w:rPr>
-            </w:pPr>
-            <w:r>
-              <w:rPr>
-                <w:rFonts w:ascii="Book Antiqua" w:eastAsia="Times New Roman" w:hAnsi="Book Antiqua" w:cs="Times New Roman"/>
-                <w:sz w:val="20"/>
-                <w:szCs w:val="24"/>
+                <w:sz w:val="16"/>
+                <w:szCs w:val="16"/>
+              </w:rPr>
+            </w:pPr>
+            <w:r>
+              <w:rPr>
+                <w:rFonts w:ascii="Book Antiqua" w:eastAsia="Times New Roman" w:hAnsi="Book Antiqua" w:cs="Times New Roman"/>
+                <w:sz w:val="16"/>
+                <w:szCs w:val="16"/>
               </w:rPr>
               <w:t>{status}</w:t>
             </w:r>
@@ -1317,15 +1317,15 @@
               <w:jc w:val="center"/>
               <w:rPr>
                 <w:rFonts w:ascii="Book Antiqua" w:eastAsia="Times New Roman" w:hAnsi="Book Antiqua" w:cs="Times New Roman"/>
-                <w:sz w:val="20"/>
-                <w:szCs w:val="24"/>
-              </w:rPr>
-            </w:pPr>
-            <w:r>
-              <w:rPr>
-                <w:rFonts w:ascii="Book Antiqua" w:eastAsia="Times New Roman" w:hAnsi="Book Antiqua" w:cs="Times New Roman"/>
-                <w:sz w:val="20"/>
-                <w:szCs w:val="24"/>
+                <w:sz w:val="16"/>
+                <w:szCs w:val="16"/>
+              </w:rPr>
+            </w:pPr>
+            <w:r>
+              <w:rPr>
+                <w:rFonts w:ascii="Book Antiqua" w:eastAsia="Times New Roman" w:hAnsi="Book Antiqua" w:cs="Times New Roman"/>
+                <w:sz w:val="16"/>
+                <w:szCs w:val="16"/>
               </w:rPr>
               <w:t>{salary}</w:t>
             </w:r>
@@ -1347,15 +1347,15 @@
               <w:jc w:val="center"/>
               <w:rPr>
                 <w:rFonts w:ascii="Book Antiqua" w:eastAsia="Times New Roman" w:hAnsi="Book Antiqua" w:cs="Times New Roman"/>
-                <w:sz w:val="20"/>
-                <w:szCs w:val="24"/>
-              </w:rPr>
-            </w:pPr>
-            <w:r>
-              <w:rPr>
-                <w:rFonts w:ascii="Book Antiqua" w:eastAsia="Times New Roman" w:hAnsi="Book Antiqua" w:cs="Times New Roman"/>
-                <w:sz w:val="20"/>
-                <w:szCs w:val="24"/>
+                <w:sz w:val="16"/>
+                <w:szCs w:val="16"/>
+              </w:rPr>
+            </w:pPr>
+            <w:r>
+              <w:rPr>
+                <w:rFonts w:ascii="Book Antiqua" w:eastAsia="Times New Roman" w:hAnsi="Book Antiqua" w:cs="Times New Roman"/>
+                <w:sz w:val="16"/>
+                <w:szCs w:val="16"/>
               </w:rPr>
               <w:t>{office}</w:t>
             </w:r>
@@ -1377,15 +1377,15 @@
               <w:jc w:val="center"/>
               <w:rPr>
                 <w:rFonts w:ascii="Book Antiqua" w:eastAsia="Times New Roman" w:hAnsi="Book Antiqua" w:cs="Times New Roman"/>
-                <w:sz w:val="20"/>
-                <w:szCs w:val="24"/>
-              </w:rPr>
-            </w:pPr>
-            <w:r>
-              <w:rPr>
-                <w:rFonts w:ascii="Book Antiqua" w:eastAsia="Times New Roman" w:hAnsi="Book Antiqua" w:cs="Times New Roman"/>
-                <w:sz w:val="20"/>
-                <w:szCs w:val="24"/>
+                <w:sz w:val="16"/>
+                <w:szCs w:val="16"/>
+              </w:rPr>
+            </w:pPr>
+            <w:r>
+              <w:rPr>
+                <w:rFonts w:ascii="Book Antiqua" w:eastAsia="Times New Roman" w:hAnsi="Book Antiqua" w:cs="Times New Roman"/>
+                <w:sz w:val="16"/>
+                <w:szCs w:val="16"/>
               </w:rPr>
               <w:t>{separation}{/serviceRecords}</w:t>
             </w:r>
